--- a/Tailored_CVs/Shinoy_Nationale_Nederlanden_Medior_SAP_QA_Engineer.docx
+++ b/Tailored_CVs/Shinoy_Nationale_Nederlanden_Medior_SAP_QA_Engineer.docx
@@ -70,7 +70,7 @@
           <w:b w:val="0"/>
           <w:sz w:val="19"/>
         </w:rPr>
-        <w:t>QA Automation Engineer with over 8 years of experience building scalable test frameworks for financial institutions. I bring hands-on expertise in Playwright, Selenium, and CI/CD pipelines to ensure reliable digital services and clean deployments. In my recent work, I also used Gemini Code Assist to streamline test generation scripts. I am looking forward to supporting the quality goals of your SAP Business Partner environment.</w:t>
+        <w:t>QA Automation Engineer with over eight years of experience building scalable test frameworks for financial clients. I bring hands-on expertise in Playwright TypeScript, API validation, and end-to-end testing workflows. I enjoy collaborating closely with product owners and engineers to translate business needs into reliable test coverage. Currently based in Amstelveen with a valid EU residence permit, I am ready to start immediately.</w:t>
       </w:r>
     </w:p>
     <w:p>
@@ -288,7 +288,7 @@
           <w:b w:val="0"/>
           <w:sz w:val="18"/>
         </w:rPr>
-        <w:t>▸ Designed and maintained test automation frameworks using Playwright for credit limit and rating analysis workflows, boosting execution efficiency by 20%.</w:t>
+        <w:t>▸ Migrated legacy testing frameworks to Playwright TypeScript for core financial workflows, which boosted test execution efficiency by 20%.</w:t>
       </w:r>
     </w:p>
     <w:p>
@@ -301,7 +301,7 @@
           <w:b w:val="0"/>
           <w:sz w:val="18"/>
         </w:rPr>
-        <w:t>▸ Translated technical and functional requirements into clear test scenarios, performing functional, integration, and regression testing across complex system environments.</w:t>
+        <w:t>▸ Performed comprehensive functional, integration, and regression testing across complex distributed systems and microservices.</w:t>
       </w:r>
     </w:p>
     <w:p>
@@ -314,7 +314,7 @@
           <w:b w:val="0"/>
           <w:sz w:val="18"/>
         </w:rPr>
-        <w:t>▸ Collaborated with product owners, engineers, and SRE teams to analyze defects, trace root causes, and reduce defect leakage prior to release.</w:t>
+        <w:t>▸ Translated functional and technical requirements into structured test scenarios focused on risk mitigation and longterm system reliability.</w:t>
       </w:r>
     </w:p>
     <w:p>
@@ -327,7 +327,7 @@
           <w:b w:val="0"/>
           <w:sz w:val="18"/>
         </w:rPr>
-        <w:t>▸ Streamlined complex test generation and deployment scripts utilizing AI tools like Gemini Code Assist to speed up delivery.</w:t>
+        <w:t>▸ Partnered closely with developers and product owners to analyze defects, identify root causes, and continuously improve test coverage.</w:t>
       </w:r>
     </w:p>
     <w:p>
